--- a/testakten/erbrecht-patchwork-stiefgrossvater-erbfolge-karlsruhe/14_sterbeurkunden_abschriften.docx
+++ b/testakten/erbrecht-patchwork-stiefgrossvater-erbfolge-karlsruhe/14_sterbeurkunden_abschriften.docx
@@ -4,32 +4,36 @@
   <w:body>
     <w:p>
       <w:pPr>
-        <w:pStyle w:val="Heading1"/>
+        <w:pStyle w:val="Title"/>
+        <w:widowControl/>
       </w:pPr>
       <w:r>
         <w:rPr>
-          <w:rFonts w:ascii="Times New Roman" w:hAnsi="Times New Roman"/>
+          <w:rFonts w:ascii="Arial" w:hAnsi="Arial" w:eastAsia="Arial"/>
         </w:rPr>
         <w:t>Sterbeurkunden (beglaubigte Abschriften)</w:t>
       </w:r>
     </w:p>
     <w:p>
       <w:pPr>
-        <w:pStyle w:val="Heading2"/>
+        <w:pStyle w:val="Heading1"/>
+        <w:widowControl/>
       </w:pPr>
       <w:r>
         <w:rPr>
-          <w:rFonts w:ascii="Times New Roman" w:hAnsi="Times New Roman"/>
+          <w:rFonts w:ascii="Arial" w:hAnsi="Arial" w:eastAsia="Arial"/>
         </w:rPr>
         <w:t>1 Sterbeurkunde Armin Vogel</w:t>
       </w:r>
     </w:p>
     <w:p>
       <w:pPr>
+        <w:widowControl/>
         <w:jc w:val="left"/>
       </w:pPr>
       <w:r>
         <w:rPr>
+          <w:rFonts w:ascii="Arial" w:hAnsi="Arial" w:eastAsia="Arial"/>
           <w:b/>
         </w:rPr>
         <w:t>Stadt Karlsruhe — Standesamt</w:t>
@@ -37,27 +41,37 @@
     </w:p>
     <w:p>
       <w:pPr>
+        <w:widowControl/>
         <w:jc w:val="left"/>
       </w:pPr>
       <w:r>
+        <w:rPr>
+          <w:rFonts w:ascii="Arial" w:hAnsi="Arial" w:eastAsia="Arial"/>
+        </w:rPr>
         <w:t>Kaiserallee 8 · 76133 Karlsruhe</w:t>
       </w:r>
     </w:p>
     <w:p>
       <w:pPr>
+        <w:widowControl/>
         <w:jc w:val="left"/>
       </w:pPr>
       <w:r>
         <w:rPr>
+          <w:rFonts w:ascii="Arial" w:hAnsi="Arial" w:eastAsia="Arial"/>
           <w:b/>
         </w:rPr>
         <w:t>Sterbeurkunde</w:t>
       </w:r>
       <w:r>
+        <w:rPr>
+          <w:rFonts w:ascii="Arial" w:hAnsi="Arial" w:eastAsia="Arial"/>
+        </w:rPr>
         <w:t xml:space="preserve"> · Sterberegister-Nr. </w:t>
       </w:r>
       <w:r>
         <w:rPr>
+          <w:rFonts w:ascii="Arial" w:hAnsi="Arial" w:eastAsia="Arial"/>
           <w:b/>
         </w:rPr>
         <w:t>S 1043/2026</w:t>
@@ -67,6 +81,8 @@
       <w:tblPr>
         <w:tblStyle w:val="TableGrid"/>
         <w:tblW w:type="auto" w:w="0"/>
+        <w:jc w:val="center"/>
+        <w:tblLayout w:type="autofit"/>
         <w:tblLook w:firstColumn="1" w:firstRow="1" w:lastColumn="0" w:lastRow="0" w:noHBand="0" w:noVBand="1" w:val="04A0"/>
       </w:tblPr>
       <w:tblGrid>
@@ -74,16 +90,35 @@
         <w:gridCol w:w="4536"/>
       </w:tblGrid>
       <w:tr>
+        <w:trPr>
+          <w:tblHeader w:val="true"/>
+          <w:tblHeader w:val="true"/>
+          <w:tblHeader w:val="true"/>
+          <w:tblHeader w:val="true"/>
+          <w:tblHeader w:val="true"/>
+        </w:trPr>
         <w:tc>
           <w:tcPr>
             <w:tcW w:type="dxa" w:w="4536"/>
+            <w:vAlign w:val="center"/>
+            <w:tcMar>
+              <w:top w:w="90" w:type="dxa"/>
+              <w:start w:w="100" w:type="dxa"/>
+              <w:bottom w:w="90" w:type="dxa"/>
+              <w:end w:w="100" w:type="dxa"/>
+            </w:tcMar>
+            <w:shd w:fill="17324D"/>
           </w:tcPr>
           <w:p>
+            <w:pPr>
+              <w:spacing w:after="30"/>
+            </w:pPr>
             <w:r>
               <w:rPr>
-                <w:rFonts w:ascii="Times New Roman" w:hAnsi="Times New Roman"/>
+                <w:rFonts w:ascii="Arial" w:hAnsi="Arial"/>
                 <w:b/>
-                <w:sz w:val="20"/>
+                <w:color w:val="FFFFFF"/>
+                <w:sz w:val="17"/>
               </w:rPr>
               <w:t>Angabe</w:t>
             </w:r>
@@ -92,13 +127,25 @@
         <w:tc>
           <w:tcPr>
             <w:tcW w:type="dxa" w:w="4536"/>
+            <w:vAlign w:val="center"/>
+            <w:tcMar>
+              <w:top w:w="90" w:type="dxa"/>
+              <w:start w:w="100" w:type="dxa"/>
+              <w:bottom w:w="90" w:type="dxa"/>
+              <w:end w:w="100" w:type="dxa"/>
+            </w:tcMar>
+            <w:shd w:fill="17324D"/>
           </w:tcPr>
           <w:p>
+            <w:pPr>
+              <w:spacing w:after="30"/>
+            </w:pPr>
             <w:r>
               <w:rPr>
-                <w:rFonts w:ascii="Times New Roman" w:hAnsi="Times New Roman"/>
+                <w:rFonts w:ascii="Arial" w:hAnsi="Arial"/>
                 <w:b/>
-                <w:sz w:val="20"/>
+                <w:color w:val="FFFFFF"/>
+                <w:sz w:val="17"/>
               </w:rPr>
               <w:t>Eintrag</w:t>
             </w:r>
@@ -109,12 +156,22 @@
         <w:tc>
           <w:tcPr>
             <w:tcW w:type="dxa" w:w="4536"/>
+            <w:vAlign w:val="center"/>
+            <w:tcMar>
+              <w:top w:w="90" w:type="dxa"/>
+              <w:start w:w="100" w:type="dxa"/>
+              <w:bottom w:w="90" w:type="dxa"/>
+              <w:end w:w="100" w:type="dxa"/>
+            </w:tcMar>
           </w:tcPr>
           <w:p>
+            <w:pPr>
+              <w:spacing w:after="30"/>
+            </w:pPr>
             <w:r>
               <w:rPr>
-                <w:rFonts w:ascii="Times New Roman" w:hAnsi="Times New Roman"/>
-                <w:sz w:val="20"/>
+                <w:rFonts w:ascii="Arial" w:hAnsi="Arial"/>
+                <w:sz w:val="17"/>
               </w:rPr>
               <w:t>Familienname</w:t>
             </w:r>
@@ -123,12 +180,22 @@
         <w:tc>
           <w:tcPr>
             <w:tcW w:type="dxa" w:w="4536"/>
+            <w:vAlign w:val="center"/>
+            <w:tcMar>
+              <w:top w:w="90" w:type="dxa"/>
+              <w:start w:w="100" w:type="dxa"/>
+              <w:bottom w:w="90" w:type="dxa"/>
+              <w:end w:w="100" w:type="dxa"/>
+            </w:tcMar>
           </w:tcPr>
           <w:p>
+            <w:pPr>
+              <w:spacing w:after="30"/>
+            </w:pPr>
             <w:r>
               <w:rPr>
-                <w:rFonts w:ascii="Times New Roman" w:hAnsi="Times New Roman"/>
-                <w:sz w:val="20"/>
+                <w:rFonts w:ascii="Arial" w:hAnsi="Arial"/>
+                <w:sz w:val="17"/>
               </w:rPr>
               <w:t>Vogel</w:t>
             </w:r>
@@ -139,12 +206,23 @@
         <w:tc>
           <w:tcPr>
             <w:tcW w:type="dxa" w:w="4536"/>
+            <w:vAlign w:val="center"/>
+            <w:tcMar>
+              <w:top w:w="90" w:type="dxa"/>
+              <w:start w:w="100" w:type="dxa"/>
+              <w:bottom w:w="90" w:type="dxa"/>
+              <w:end w:w="100" w:type="dxa"/>
+            </w:tcMar>
+            <w:shd w:fill="F2F4F5"/>
           </w:tcPr>
           <w:p>
+            <w:pPr>
+              <w:spacing w:after="30"/>
+            </w:pPr>
             <w:r>
               <w:rPr>
-                <w:rFonts w:ascii="Times New Roman" w:hAnsi="Times New Roman"/>
-                <w:sz w:val="20"/>
+                <w:rFonts w:ascii="Arial" w:hAnsi="Arial"/>
+                <w:sz w:val="17"/>
               </w:rPr>
               <w:t>Vorname</w:t>
             </w:r>
@@ -153,12 +231,23 @@
         <w:tc>
           <w:tcPr>
             <w:tcW w:type="dxa" w:w="4536"/>
+            <w:vAlign w:val="center"/>
+            <w:tcMar>
+              <w:top w:w="90" w:type="dxa"/>
+              <w:start w:w="100" w:type="dxa"/>
+              <w:bottom w:w="90" w:type="dxa"/>
+              <w:end w:w="100" w:type="dxa"/>
+            </w:tcMar>
+            <w:shd w:fill="F2F4F5"/>
           </w:tcPr>
           <w:p>
+            <w:pPr>
+              <w:spacing w:after="30"/>
+            </w:pPr>
             <w:r>
               <w:rPr>
-                <w:rFonts w:ascii="Times New Roman" w:hAnsi="Times New Roman"/>
-                <w:sz w:val="20"/>
+                <w:rFonts w:ascii="Arial" w:hAnsi="Arial"/>
+                <w:sz w:val="17"/>
               </w:rPr>
               <w:t>Armin</w:t>
             </w:r>
@@ -169,12 +258,22 @@
         <w:tc>
           <w:tcPr>
             <w:tcW w:type="dxa" w:w="4536"/>
+            <w:vAlign w:val="center"/>
+            <w:tcMar>
+              <w:top w:w="90" w:type="dxa"/>
+              <w:start w:w="100" w:type="dxa"/>
+              <w:bottom w:w="90" w:type="dxa"/>
+              <w:end w:w="100" w:type="dxa"/>
+            </w:tcMar>
           </w:tcPr>
           <w:p>
+            <w:pPr>
+              <w:spacing w:after="30"/>
+            </w:pPr>
             <w:r>
               <w:rPr>
-                <w:rFonts w:ascii="Times New Roman" w:hAnsi="Times New Roman"/>
-                <w:sz w:val="20"/>
+                <w:rFonts w:ascii="Arial" w:hAnsi="Arial"/>
+                <w:sz w:val="17"/>
               </w:rPr>
               <w:t>Geburtstag</w:t>
             </w:r>
@@ -183,12 +282,22 @@
         <w:tc>
           <w:tcPr>
             <w:tcW w:type="dxa" w:w="4536"/>
+            <w:vAlign w:val="center"/>
+            <w:tcMar>
+              <w:top w:w="90" w:type="dxa"/>
+              <w:start w:w="100" w:type="dxa"/>
+              <w:bottom w:w="90" w:type="dxa"/>
+              <w:end w:w="100" w:type="dxa"/>
+            </w:tcMar>
           </w:tcPr>
           <w:p>
+            <w:pPr>
+              <w:spacing w:after="30"/>
+            </w:pPr>
             <w:r>
               <w:rPr>
-                <w:rFonts w:ascii="Times New Roman" w:hAnsi="Times New Roman"/>
-                <w:sz w:val="20"/>
+                <w:rFonts w:ascii="Arial" w:hAnsi="Arial"/>
+                <w:sz w:val="17"/>
               </w:rPr>
               <w:t>02.02.1962</w:t>
             </w:r>
@@ -199,12 +308,23 @@
         <w:tc>
           <w:tcPr>
             <w:tcW w:type="dxa" w:w="4536"/>
+            <w:vAlign w:val="center"/>
+            <w:tcMar>
+              <w:top w:w="90" w:type="dxa"/>
+              <w:start w:w="100" w:type="dxa"/>
+              <w:bottom w:w="90" w:type="dxa"/>
+              <w:end w:w="100" w:type="dxa"/>
+            </w:tcMar>
+            <w:shd w:fill="F2F4F5"/>
           </w:tcPr>
           <w:p>
+            <w:pPr>
+              <w:spacing w:after="30"/>
+            </w:pPr>
             <w:r>
               <w:rPr>
-                <w:rFonts w:ascii="Times New Roman" w:hAnsi="Times New Roman"/>
-                <w:sz w:val="20"/>
+                <w:rFonts w:ascii="Arial" w:hAnsi="Arial"/>
+                <w:sz w:val="17"/>
               </w:rPr>
               <w:t>Geburtsort</w:t>
             </w:r>
@@ -213,12 +333,23 @@
         <w:tc>
           <w:tcPr>
             <w:tcW w:type="dxa" w:w="4536"/>
+            <w:vAlign w:val="center"/>
+            <w:tcMar>
+              <w:top w:w="90" w:type="dxa"/>
+              <w:start w:w="100" w:type="dxa"/>
+              <w:bottom w:w="90" w:type="dxa"/>
+              <w:end w:w="100" w:type="dxa"/>
+            </w:tcMar>
+            <w:shd w:fill="F2F4F5"/>
           </w:tcPr>
           <w:p>
+            <w:pPr>
+              <w:spacing w:after="30"/>
+            </w:pPr>
             <w:r>
               <w:rPr>
-                <w:rFonts w:ascii="Times New Roman" w:hAnsi="Times New Roman"/>
-                <w:sz w:val="20"/>
+                <w:rFonts w:ascii="Arial" w:hAnsi="Arial"/>
+                <w:sz w:val="17"/>
               </w:rPr>
               <w:t>Karlsruhe</w:t>
             </w:r>
@@ -229,12 +360,22 @@
         <w:tc>
           <w:tcPr>
             <w:tcW w:type="dxa" w:w="4536"/>
+            <w:vAlign w:val="center"/>
+            <w:tcMar>
+              <w:top w:w="90" w:type="dxa"/>
+              <w:start w:w="100" w:type="dxa"/>
+              <w:bottom w:w="90" w:type="dxa"/>
+              <w:end w:w="100" w:type="dxa"/>
+            </w:tcMar>
           </w:tcPr>
           <w:p>
+            <w:pPr>
+              <w:spacing w:after="30"/>
+            </w:pPr>
             <w:r>
               <w:rPr>
-                <w:rFonts w:ascii="Times New Roman" w:hAnsi="Times New Roman"/>
-                <w:sz w:val="20"/>
+                <w:rFonts w:ascii="Arial" w:hAnsi="Arial"/>
+                <w:sz w:val="17"/>
               </w:rPr>
               <w:t>Letzter Wohnort</w:t>
             </w:r>
@@ -243,12 +384,22 @@
         <w:tc>
           <w:tcPr>
             <w:tcW w:type="dxa" w:w="4536"/>
+            <w:vAlign w:val="center"/>
+            <w:tcMar>
+              <w:top w:w="90" w:type="dxa"/>
+              <w:start w:w="100" w:type="dxa"/>
+              <w:bottom w:w="90" w:type="dxa"/>
+              <w:end w:w="100" w:type="dxa"/>
+            </w:tcMar>
           </w:tcPr>
           <w:p>
+            <w:pPr>
+              <w:spacing w:after="30"/>
+            </w:pPr>
             <w:r>
               <w:rPr>
-                <w:rFonts w:ascii="Times New Roman" w:hAnsi="Times New Roman"/>
-                <w:sz w:val="20"/>
+                <w:rFonts w:ascii="Arial" w:hAnsi="Arial"/>
+                <w:sz w:val="17"/>
               </w:rPr>
               <w:t>Sophienstraße 41, 76135 Karlsruhe (Weststadt)</w:t>
             </w:r>
@@ -259,12 +410,23 @@
         <w:tc>
           <w:tcPr>
             <w:tcW w:type="dxa" w:w="4536"/>
+            <w:vAlign w:val="center"/>
+            <w:tcMar>
+              <w:top w:w="90" w:type="dxa"/>
+              <w:start w:w="100" w:type="dxa"/>
+              <w:bottom w:w="90" w:type="dxa"/>
+              <w:end w:w="100" w:type="dxa"/>
+            </w:tcMar>
+            <w:shd w:fill="F2F4F5"/>
           </w:tcPr>
           <w:p>
+            <w:pPr>
+              <w:spacing w:after="30"/>
+            </w:pPr>
             <w:r>
               <w:rPr>
-                <w:rFonts w:ascii="Times New Roman" w:hAnsi="Times New Roman"/>
-                <w:sz w:val="20"/>
+                <w:rFonts w:ascii="Arial" w:hAnsi="Arial"/>
+                <w:sz w:val="17"/>
               </w:rPr>
               <w:t>Familienstand</w:t>
             </w:r>
@@ -273,12 +435,23 @@
         <w:tc>
           <w:tcPr>
             <w:tcW w:type="dxa" w:w="4536"/>
+            <w:vAlign w:val="center"/>
+            <w:tcMar>
+              <w:top w:w="90" w:type="dxa"/>
+              <w:start w:w="100" w:type="dxa"/>
+              <w:bottom w:w="90" w:type="dxa"/>
+              <w:end w:w="100" w:type="dxa"/>
+            </w:tcMar>
+            <w:shd w:fill="F2F4F5"/>
           </w:tcPr>
           <w:p>
+            <w:pPr>
+              <w:spacing w:after="30"/>
+            </w:pPr>
             <w:r>
               <w:rPr>
-                <w:rFonts w:ascii="Times New Roman" w:hAnsi="Times New Roman"/>
-                <w:sz w:val="20"/>
+                <w:rFonts w:ascii="Arial" w:hAnsi="Arial"/>
+                <w:sz w:val="17"/>
               </w:rPr>
               <w:t>verheiratet mit Fiona Radtke-Vogel, geborene Radtke</w:t>
             </w:r>
@@ -289,12 +462,22 @@
         <w:tc>
           <w:tcPr>
             <w:tcW w:type="dxa" w:w="4536"/>
+            <w:vAlign w:val="center"/>
+            <w:tcMar>
+              <w:top w:w="90" w:type="dxa"/>
+              <w:start w:w="100" w:type="dxa"/>
+              <w:bottom w:w="90" w:type="dxa"/>
+              <w:end w:w="100" w:type="dxa"/>
+            </w:tcMar>
           </w:tcPr>
           <w:p>
+            <w:pPr>
+              <w:spacing w:after="30"/>
+            </w:pPr>
             <w:r>
               <w:rPr>
-                <w:rFonts w:ascii="Times New Roman" w:hAnsi="Times New Roman"/>
-                <w:sz w:val="20"/>
+                <w:rFonts w:ascii="Arial" w:hAnsi="Arial"/>
+                <w:sz w:val="17"/>
               </w:rPr>
               <w:t>Sterbetag</w:t>
             </w:r>
@@ -303,12 +486,22 @@
         <w:tc>
           <w:tcPr>
             <w:tcW w:type="dxa" w:w="4536"/>
+            <w:vAlign w:val="center"/>
+            <w:tcMar>
+              <w:top w:w="90" w:type="dxa"/>
+              <w:start w:w="100" w:type="dxa"/>
+              <w:bottom w:w="90" w:type="dxa"/>
+              <w:end w:w="100" w:type="dxa"/>
+            </w:tcMar>
           </w:tcPr>
           <w:p>
+            <w:pPr>
+              <w:spacing w:after="30"/>
+            </w:pPr>
             <w:r>
               <w:rPr>
-                <w:rFonts w:ascii="Times New Roman" w:hAnsi="Times New Roman"/>
-                <w:sz w:val="20"/>
+                <w:rFonts w:ascii="Arial" w:hAnsi="Arial"/>
+                <w:sz w:val="17"/>
               </w:rPr>
               <w:t>14.05.2026</w:t>
             </w:r>
@@ -319,12 +512,23 @@
         <w:tc>
           <w:tcPr>
             <w:tcW w:type="dxa" w:w="4536"/>
+            <w:vAlign w:val="center"/>
+            <w:tcMar>
+              <w:top w:w="90" w:type="dxa"/>
+              <w:start w:w="100" w:type="dxa"/>
+              <w:bottom w:w="90" w:type="dxa"/>
+              <w:end w:w="100" w:type="dxa"/>
+            </w:tcMar>
+            <w:shd w:fill="F2F4F5"/>
           </w:tcPr>
           <w:p>
+            <w:pPr>
+              <w:spacing w:after="30"/>
+            </w:pPr>
             <w:r>
               <w:rPr>
-                <w:rFonts w:ascii="Times New Roman" w:hAnsi="Times New Roman"/>
-                <w:sz w:val="20"/>
+                <w:rFonts w:ascii="Arial" w:hAnsi="Arial"/>
+                <w:sz w:val="17"/>
               </w:rPr>
               <w:t>Sterbeort</w:t>
             </w:r>
@@ -333,12 +537,23 @@
         <w:tc>
           <w:tcPr>
             <w:tcW w:type="dxa" w:w="4536"/>
+            <w:vAlign w:val="center"/>
+            <w:tcMar>
+              <w:top w:w="90" w:type="dxa"/>
+              <w:start w:w="100" w:type="dxa"/>
+              <w:bottom w:w="90" w:type="dxa"/>
+              <w:end w:w="100" w:type="dxa"/>
+            </w:tcMar>
+            <w:shd w:fill="F2F4F5"/>
           </w:tcPr>
           <w:p>
+            <w:pPr>
+              <w:spacing w:after="30"/>
+            </w:pPr>
             <w:r>
               <w:rPr>
-                <w:rFonts w:ascii="Times New Roman" w:hAnsi="Times New Roman"/>
-                <w:sz w:val="20"/>
+                <w:rFonts w:ascii="Arial" w:hAnsi="Arial"/>
+                <w:sz w:val="17"/>
               </w:rPr>
               <w:t>Karlsruhe (Städtisches Klinikum)</w:t>
             </w:r>
@@ -348,13 +563,18 @@
     </w:tbl>
     <w:p>
       <w:pPr>
+        <w:widowControl/>
         <w:jc w:val="left"/>
       </w:pPr>
       <w:r>
+        <w:rPr>
+          <w:rFonts w:ascii="Arial" w:hAnsi="Arial" w:eastAsia="Arial"/>
+        </w:rPr>
         <w:t xml:space="preserve">Karlsruhe, den 18.05.2026 — Die Standesbeamtin: gez. Wunderlich </w:t>
       </w:r>
       <w:r>
         <w:rPr>
+          <w:rFonts w:ascii="Arial" w:hAnsi="Arial" w:eastAsia="Arial"/>
           <w:i/>
         </w:rPr>
         <w:t>(Siegel)</w:t>
@@ -362,21 +582,24 @@
     </w:p>
     <w:p>
       <w:pPr>
-        <w:pStyle w:val="Heading2"/>
+        <w:pStyle w:val="Heading1"/>
+        <w:widowControl/>
       </w:pPr>
       <w:r>
         <w:rPr>
-          <w:rFonts w:ascii="Times New Roman" w:hAnsi="Times New Roman"/>
+          <w:rFonts w:ascii="Arial" w:hAnsi="Arial" w:eastAsia="Arial"/>
         </w:rPr>
         <w:t>2 Sterbeurkunde Clemens Radtke</w:t>
       </w:r>
     </w:p>
     <w:p>
       <w:pPr>
+        <w:widowControl/>
         <w:jc w:val="left"/>
       </w:pPr>
       <w:r>
         <w:rPr>
+          <w:rFonts w:ascii="Arial" w:hAnsi="Arial" w:eastAsia="Arial"/>
           <w:b/>
         </w:rPr>
         <w:t>Stadt Baden-Baden — Standesamt</w:t>
@@ -384,27 +607,37 @@
     </w:p>
     <w:p>
       <w:pPr>
+        <w:widowControl/>
         <w:jc w:val="left"/>
       </w:pPr>
       <w:r>
+        <w:rPr>
+          <w:rFonts w:ascii="Arial" w:hAnsi="Arial" w:eastAsia="Arial"/>
+        </w:rPr>
         <w:t>Marktplatz 2 · 76530 Baden-Baden</w:t>
       </w:r>
     </w:p>
     <w:p>
       <w:pPr>
+        <w:widowControl/>
         <w:jc w:val="left"/>
       </w:pPr>
       <w:r>
         <w:rPr>
+          <w:rFonts w:ascii="Arial" w:hAnsi="Arial" w:eastAsia="Arial"/>
           <w:b/>
         </w:rPr>
         <w:t>Sterbeurkunde</w:t>
       </w:r>
       <w:r>
+        <w:rPr>
+          <w:rFonts w:ascii="Arial" w:hAnsi="Arial" w:eastAsia="Arial"/>
+        </w:rPr>
         <w:t xml:space="preserve"> · Sterberegister-Nr. </w:t>
       </w:r>
       <w:r>
         <w:rPr>
+          <w:rFonts w:ascii="Arial" w:hAnsi="Arial" w:eastAsia="Arial"/>
           <w:b/>
         </w:rPr>
         <w:t>S 402/2026</w:t>
@@ -414,6 +647,8 @@
       <w:tblPr>
         <w:tblStyle w:val="TableGrid"/>
         <w:tblW w:type="auto" w:w="0"/>
+        <w:jc w:val="center"/>
+        <w:tblLayout w:type="autofit"/>
         <w:tblLook w:firstColumn="1" w:firstRow="1" w:lastColumn="0" w:lastRow="0" w:noHBand="0" w:noVBand="1" w:val="04A0"/>
       </w:tblPr>
       <w:tblGrid>
@@ -421,16 +656,35 @@
         <w:gridCol w:w="4536"/>
       </w:tblGrid>
       <w:tr>
+        <w:trPr>
+          <w:tblHeader w:val="true"/>
+          <w:tblHeader w:val="true"/>
+          <w:tblHeader w:val="true"/>
+          <w:tblHeader w:val="true"/>
+          <w:tblHeader w:val="true"/>
+        </w:trPr>
         <w:tc>
           <w:tcPr>
             <w:tcW w:type="dxa" w:w="4536"/>
+            <w:vAlign w:val="center"/>
+            <w:tcMar>
+              <w:top w:w="90" w:type="dxa"/>
+              <w:start w:w="100" w:type="dxa"/>
+              <w:bottom w:w="90" w:type="dxa"/>
+              <w:end w:w="100" w:type="dxa"/>
+            </w:tcMar>
+            <w:shd w:fill="17324D"/>
           </w:tcPr>
           <w:p>
+            <w:pPr>
+              <w:spacing w:after="30"/>
+            </w:pPr>
             <w:r>
               <w:rPr>
-                <w:rFonts w:ascii="Times New Roman" w:hAnsi="Times New Roman"/>
+                <w:rFonts w:ascii="Arial" w:hAnsi="Arial"/>
                 <w:b/>
-                <w:sz w:val="20"/>
+                <w:color w:val="FFFFFF"/>
+                <w:sz w:val="17"/>
               </w:rPr>
               <w:t>Angabe</w:t>
             </w:r>
@@ -439,13 +693,25 @@
         <w:tc>
           <w:tcPr>
             <w:tcW w:type="dxa" w:w="4536"/>
+            <w:vAlign w:val="center"/>
+            <w:tcMar>
+              <w:top w:w="90" w:type="dxa"/>
+              <w:start w:w="100" w:type="dxa"/>
+              <w:bottom w:w="90" w:type="dxa"/>
+              <w:end w:w="100" w:type="dxa"/>
+            </w:tcMar>
+            <w:shd w:fill="17324D"/>
           </w:tcPr>
           <w:p>
+            <w:pPr>
+              <w:spacing w:after="30"/>
+            </w:pPr>
             <w:r>
               <w:rPr>
-                <w:rFonts w:ascii="Times New Roman" w:hAnsi="Times New Roman"/>
+                <w:rFonts w:ascii="Arial" w:hAnsi="Arial"/>
                 <w:b/>
-                <w:sz w:val="20"/>
+                <w:color w:val="FFFFFF"/>
+                <w:sz w:val="17"/>
               </w:rPr>
               <w:t>Eintrag</w:t>
             </w:r>
@@ -456,12 +722,22 @@
         <w:tc>
           <w:tcPr>
             <w:tcW w:type="dxa" w:w="4536"/>
+            <w:vAlign w:val="center"/>
+            <w:tcMar>
+              <w:top w:w="90" w:type="dxa"/>
+              <w:start w:w="100" w:type="dxa"/>
+              <w:bottom w:w="90" w:type="dxa"/>
+              <w:end w:w="100" w:type="dxa"/>
+            </w:tcMar>
           </w:tcPr>
           <w:p>
+            <w:pPr>
+              <w:spacing w:after="30"/>
+            </w:pPr>
             <w:r>
               <w:rPr>
-                <w:rFonts w:ascii="Times New Roman" w:hAnsi="Times New Roman"/>
-                <w:sz w:val="20"/>
+                <w:rFonts w:ascii="Arial" w:hAnsi="Arial"/>
+                <w:sz w:val="17"/>
               </w:rPr>
               <w:t>Familienname</w:t>
             </w:r>
@@ -470,12 +746,22 @@
         <w:tc>
           <w:tcPr>
             <w:tcW w:type="dxa" w:w="4536"/>
+            <w:vAlign w:val="center"/>
+            <w:tcMar>
+              <w:top w:w="90" w:type="dxa"/>
+              <w:start w:w="100" w:type="dxa"/>
+              <w:bottom w:w="90" w:type="dxa"/>
+              <w:end w:w="100" w:type="dxa"/>
+            </w:tcMar>
           </w:tcPr>
           <w:p>
+            <w:pPr>
+              <w:spacing w:after="30"/>
+            </w:pPr>
             <w:r>
               <w:rPr>
-                <w:rFonts w:ascii="Times New Roman" w:hAnsi="Times New Roman"/>
-                <w:sz w:val="20"/>
+                <w:rFonts w:ascii="Arial" w:hAnsi="Arial"/>
+                <w:sz w:val="17"/>
               </w:rPr>
               <w:t>Radtke</w:t>
             </w:r>
@@ -486,12 +772,23 @@
         <w:tc>
           <w:tcPr>
             <w:tcW w:type="dxa" w:w="4536"/>
+            <w:vAlign w:val="center"/>
+            <w:tcMar>
+              <w:top w:w="90" w:type="dxa"/>
+              <w:start w:w="100" w:type="dxa"/>
+              <w:bottom w:w="90" w:type="dxa"/>
+              <w:end w:w="100" w:type="dxa"/>
+            </w:tcMar>
+            <w:shd w:fill="F2F4F5"/>
           </w:tcPr>
           <w:p>
+            <w:pPr>
+              <w:spacing w:after="30"/>
+            </w:pPr>
             <w:r>
               <w:rPr>
-                <w:rFonts w:ascii="Times New Roman" w:hAnsi="Times New Roman"/>
-                <w:sz w:val="20"/>
+                <w:rFonts w:ascii="Arial" w:hAnsi="Arial"/>
+                <w:sz w:val="17"/>
               </w:rPr>
               <w:t>Vorname</w:t>
             </w:r>
@@ -500,12 +797,23 @@
         <w:tc>
           <w:tcPr>
             <w:tcW w:type="dxa" w:w="4536"/>
+            <w:vAlign w:val="center"/>
+            <w:tcMar>
+              <w:top w:w="90" w:type="dxa"/>
+              <w:start w:w="100" w:type="dxa"/>
+              <w:bottom w:w="90" w:type="dxa"/>
+              <w:end w:w="100" w:type="dxa"/>
+            </w:tcMar>
+            <w:shd w:fill="F2F4F5"/>
           </w:tcPr>
           <w:p>
+            <w:pPr>
+              <w:spacing w:after="30"/>
+            </w:pPr>
             <w:r>
               <w:rPr>
-                <w:rFonts w:ascii="Times New Roman" w:hAnsi="Times New Roman"/>
-                <w:sz w:val="20"/>
+                <w:rFonts w:ascii="Arial" w:hAnsi="Arial"/>
+                <w:sz w:val="17"/>
               </w:rPr>
               <w:t>Clemens</w:t>
             </w:r>
@@ -516,12 +824,22 @@
         <w:tc>
           <w:tcPr>
             <w:tcW w:type="dxa" w:w="4536"/>
+            <w:vAlign w:val="center"/>
+            <w:tcMar>
+              <w:top w:w="90" w:type="dxa"/>
+              <w:start w:w="100" w:type="dxa"/>
+              <w:bottom w:w="90" w:type="dxa"/>
+              <w:end w:w="100" w:type="dxa"/>
+            </w:tcMar>
           </w:tcPr>
           <w:p>
+            <w:pPr>
+              <w:spacing w:after="30"/>
+            </w:pPr>
             <w:r>
               <w:rPr>
-                <w:rFonts w:ascii="Times New Roman" w:hAnsi="Times New Roman"/>
-                <w:sz w:val="20"/>
+                <w:rFonts w:ascii="Arial" w:hAnsi="Arial"/>
+                <w:sz w:val="17"/>
               </w:rPr>
               <w:t>Geburtstag</w:t>
             </w:r>
@@ -530,12 +848,22 @@
         <w:tc>
           <w:tcPr>
             <w:tcW w:type="dxa" w:w="4536"/>
+            <w:vAlign w:val="center"/>
+            <w:tcMar>
+              <w:top w:w="90" w:type="dxa"/>
+              <w:start w:w="100" w:type="dxa"/>
+              <w:bottom w:w="90" w:type="dxa"/>
+              <w:end w:w="100" w:type="dxa"/>
+            </w:tcMar>
           </w:tcPr>
           <w:p>
+            <w:pPr>
+              <w:spacing w:after="30"/>
+            </w:pPr>
             <w:r>
               <w:rPr>
-                <w:rFonts w:ascii="Times New Roman" w:hAnsi="Times New Roman"/>
-                <w:sz w:val="20"/>
+                <w:rFonts w:ascii="Arial" w:hAnsi="Arial"/>
+                <w:sz w:val="17"/>
               </w:rPr>
               <w:t>30.11.1961</w:t>
             </w:r>
@@ -546,12 +874,23 @@
         <w:tc>
           <w:tcPr>
             <w:tcW w:type="dxa" w:w="4536"/>
+            <w:vAlign w:val="center"/>
+            <w:tcMar>
+              <w:top w:w="90" w:type="dxa"/>
+              <w:start w:w="100" w:type="dxa"/>
+              <w:bottom w:w="90" w:type="dxa"/>
+              <w:end w:w="100" w:type="dxa"/>
+            </w:tcMar>
+            <w:shd w:fill="F2F4F5"/>
           </w:tcPr>
           <w:p>
+            <w:pPr>
+              <w:spacing w:after="30"/>
+            </w:pPr>
             <w:r>
               <w:rPr>
-                <w:rFonts w:ascii="Times New Roman" w:hAnsi="Times New Roman"/>
-                <w:sz w:val="20"/>
+                <w:rFonts w:ascii="Arial" w:hAnsi="Arial"/>
+                <w:sz w:val="17"/>
               </w:rPr>
               <w:t>Geburtsort</w:t>
             </w:r>
@@ -560,12 +899,23 @@
         <w:tc>
           <w:tcPr>
             <w:tcW w:type="dxa" w:w="4536"/>
+            <w:vAlign w:val="center"/>
+            <w:tcMar>
+              <w:top w:w="90" w:type="dxa"/>
+              <w:start w:w="100" w:type="dxa"/>
+              <w:bottom w:w="90" w:type="dxa"/>
+              <w:end w:w="100" w:type="dxa"/>
+            </w:tcMar>
+            <w:shd w:fill="F2F4F5"/>
           </w:tcPr>
           <w:p>
+            <w:pPr>
+              <w:spacing w:after="30"/>
+            </w:pPr>
             <w:r>
               <w:rPr>
-                <w:rFonts w:ascii="Times New Roman" w:hAnsi="Times New Roman"/>
-                <w:sz w:val="20"/>
+                <w:rFonts w:ascii="Arial" w:hAnsi="Arial"/>
+                <w:sz w:val="17"/>
               </w:rPr>
               <w:t>Karlsruhe</w:t>
             </w:r>
@@ -576,12 +926,22 @@
         <w:tc>
           <w:tcPr>
             <w:tcW w:type="dxa" w:w="4536"/>
+            <w:vAlign w:val="center"/>
+            <w:tcMar>
+              <w:top w:w="90" w:type="dxa"/>
+              <w:start w:w="100" w:type="dxa"/>
+              <w:bottom w:w="90" w:type="dxa"/>
+              <w:end w:w="100" w:type="dxa"/>
+            </w:tcMar>
           </w:tcPr>
           <w:p>
+            <w:pPr>
+              <w:spacing w:after="30"/>
+            </w:pPr>
             <w:r>
               <w:rPr>
-                <w:rFonts w:ascii="Times New Roman" w:hAnsi="Times New Roman"/>
-                <w:sz w:val="20"/>
+                <w:rFonts w:ascii="Arial" w:hAnsi="Arial"/>
+                <w:sz w:val="17"/>
               </w:rPr>
               <w:t>Letzter Wohnort</w:t>
             </w:r>
@@ -590,12 +950,22 @@
         <w:tc>
           <w:tcPr>
             <w:tcW w:type="dxa" w:w="4536"/>
+            <w:vAlign w:val="center"/>
+            <w:tcMar>
+              <w:top w:w="90" w:type="dxa"/>
+              <w:start w:w="100" w:type="dxa"/>
+              <w:bottom w:w="90" w:type="dxa"/>
+              <w:end w:w="100" w:type="dxa"/>
+            </w:tcMar>
           </w:tcPr>
           <w:p>
+            <w:pPr>
+              <w:spacing w:after="30"/>
+            </w:pPr>
             <w:r>
               <w:rPr>
-                <w:rFonts w:ascii="Times New Roman" w:hAnsi="Times New Roman"/>
-                <w:sz w:val="20"/>
+                <w:rFonts w:ascii="Arial" w:hAnsi="Arial"/>
+                <w:sz w:val="17"/>
               </w:rPr>
               <w:t>Pfinztalstraße 19, 76227 Karlsruhe (Durlach)</w:t>
             </w:r>
@@ -606,12 +976,23 @@
         <w:tc>
           <w:tcPr>
             <w:tcW w:type="dxa" w:w="4536"/>
+            <w:vAlign w:val="center"/>
+            <w:tcMar>
+              <w:top w:w="90" w:type="dxa"/>
+              <w:start w:w="100" w:type="dxa"/>
+              <w:bottom w:w="90" w:type="dxa"/>
+              <w:end w:w="100" w:type="dxa"/>
+            </w:tcMar>
+            <w:shd w:fill="F2F4F5"/>
           </w:tcPr>
           <w:p>
+            <w:pPr>
+              <w:spacing w:after="30"/>
+            </w:pPr>
             <w:r>
               <w:rPr>
-                <w:rFonts w:ascii="Times New Roman" w:hAnsi="Times New Roman"/>
-                <w:sz w:val="20"/>
+                <w:rFonts w:ascii="Arial" w:hAnsi="Arial"/>
+                <w:sz w:val="17"/>
               </w:rPr>
               <w:t>Familienstand</w:t>
             </w:r>
@@ -620,12 +1001,23 @@
         <w:tc>
           <w:tcPr>
             <w:tcW w:type="dxa" w:w="4536"/>
+            <w:vAlign w:val="center"/>
+            <w:tcMar>
+              <w:top w:w="90" w:type="dxa"/>
+              <w:start w:w="100" w:type="dxa"/>
+              <w:bottom w:w="90" w:type="dxa"/>
+              <w:end w:w="100" w:type="dxa"/>
+            </w:tcMar>
+            <w:shd w:fill="F2F4F5"/>
           </w:tcPr>
           <w:p>
+            <w:pPr>
+              <w:spacing w:after="30"/>
+            </w:pPr>
             <w:r>
               <w:rPr>
-                <w:rFonts w:ascii="Times New Roman" w:hAnsi="Times New Roman"/>
-                <w:sz w:val="20"/>
+                <w:rFonts w:ascii="Arial" w:hAnsi="Arial"/>
+                <w:sz w:val="17"/>
               </w:rPr>
               <w:t>geschieden</w:t>
             </w:r>
@@ -636,12 +1028,22 @@
         <w:tc>
           <w:tcPr>
             <w:tcW w:type="dxa" w:w="4536"/>
+            <w:vAlign w:val="center"/>
+            <w:tcMar>
+              <w:top w:w="90" w:type="dxa"/>
+              <w:start w:w="100" w:type="dxa"/>
+              <w:bottom w:w="90" w:type="dxa"/>
+              <w:end w:w="100" w:type="dxa"/>
+            </w:tcMar>
           </w:tcPr>
           <w:p>
+            <w:pPr>
+              <w:spacing w:after="30"/>
+            </w:pPr>
             <w:r>
               <w:rPr>
-                <w:rFonts w:ascii="Times New Roman" w:hAnsi="Times New Roman"/>
-                <w:sz w:val="20"/>
+                <w:rFonts w:ascii="Arial" w:hAnsi="Arial"/>
+                <w:sz w:val="17"/>
               </w:rPr>
               <w:t>Sterbetag</w:t>
             </w:r>
@@ -650,12 +1052,22 @@
         <w:tc>
           <w:tcPr>
             <w:tcW w:type="dxa" w:w="4536"/>
+            <w:vAlign w:val="center"/>
+            <w:tcMar>
+              <w:top w:w="90" w:type="dxa"/>
+              <w:start w:w="100" w:type="dxa"/>
+              <w:bottom w:w="90" w:type="dxa"/>
+              <w:end w:w="100" w:type="dxa"/>
+            </w:tcMar>
           </w:tcPr>
           <w:p>
+            <w:pPr>
+              <w:spacing w:after="30"/>
+            </w:pPr>
             <w:r>
               <w:rPr>
-                <w:rFonts w:ascii="Times New Roman" w:hAnsi="Times New Roman"/>
-                <w:sz w:val="20"/>
+                <w:rFonts w:ascii="Arial" w:hAnsi="Arial"/>
+                <w:sz w:val="17"/>
               </w:rPr>
               <w:t>02.06.2026</w:t>
             </w:r>
@@ -666,12 +1078,23 @@
         <w:tc>
           <w:tcPr>
             <w:tcW w:type="dxa" w:w="4536"/>
+            <w:vAlign w:val="center"/>
+            <w:tcMar>
+              <w:top w:w="90" w:type="dxa"/>
+              <w:start w:w="100" w:type="dxa"/>
+              <w:bottom w:w="90" w:type="dxa"/>
+              <w:end w:w="100" w:type="dxa"/>
+            </w:tcMar>
+            <w:shd w:fill="F2F4F5"/>
           </w:tcPr>
           <w:p>
+            <w:pPr>
+              <w:spacing w:after="30"/>
+            </w:pPr>
             <w:r>
               <w:rPr>
-                <w:rFonts w:ascii="Times New Roman" w:hAnsi="Times New Roman"/>
-                <w:sz w:val="20"/>
+                <w:rFonts w:ascii="Arial" w:hAnsi="Arial"/>
+                <w:sz w:val="17"/>
               </w:rPr>
               <w:t>Sterbeort</w:t>
             </w:r>
@@ -680,12 +1103,23 @@
         <w:tc>
           <w:tcPr>
             <w:tcW w:type="dxa" w:w="4536"/>
+            <w:vAlign w:val="center"/>
+            <w:tcMar>
+              <w:top w:w="90" w:type="dxa"/>
+              <w:start w:w="100" w:type="dxa"/>
+              <w:bottom w:w="90" w:type="dxa"/>
+              <w:end w:w="100" w:type="dxa"/>
+            </w:tcMar>
+            <w:shd w:fill="F2F4F5"/>
           </w:tcPr>
           <w:p>
+            <w:pPr>
+              <w:spacing w:after="30"/>
+            </w:pPr>
             <w:r>
               <w:rPr>
-                <w:rFonts w:ascii="Times New Roman" w:hAnsi="Times New Roman"/>
-                <w:sz w:val="20"/>
+                <w:rFonts w:ascii="Arial" w:hAnsi="Arial"/>
+                <w:sz w:val="17"/>
               </w:rPr>
               <w:t>Baden-Baden (Rehaklinik Quellenpark)</w:t>
             </w:r>
@@ -695,38 +1129,204 @@
     </w:tbl>
     <w:p>
       <w:pPr>
+        <w:widowControl/>
         <w:jc w:val="left"/>
       </w:pPr>
       <w:r>
+        <w:rPr>
+          <w:rFonts w:ascii="Arial" w:hAnsi="Arial" w:eastAsia="Arial"/>
+        </w:rPr>
         <w:t xml:space="preserve">Baden-Baden, den 05.06.2026 — Der Standesbeamte: gez. Herbold </w:t>
       </w:r>
       <w:r>
         <w:rPr>
+          <w:rFonts w:ascii="Arial" w:hAnsi="Arial" w:eastAsia="Arial"/>
           <w:i/>
         </w:rPr>
         <w:t>(Siegel)</w:t>
       </w:r>
     </w:p>
-    <w:p/>
     <w:p>
       <w:pPr>
+        <w:widowControl/>
+      </w:pPr>
+    </w:p>
+    <w:p>
+      <w:pPr>
+        <w:widowControl/>
         <w:jc w:val="left"/>
       </w:pPr>
       <w:r>
         <w:rPr>
+          <w:rFonts w:ascii="Arial" w:hAnsi="Arial" w:eastAsia="Arial"/>
           <w:i/>
         </w:rPr>
         <w:t>Kanzleivermerk: Beide Urkunden wurden von Fiona Radtke-Vogel im Original vorgelegt und in Kopie zur Handakte genommen. Die zeitliche Reihenfolge der Erbfälle (Armin 14.05.2026, Clemens 02.06.2026) ist damit urkundlich belegt.</w:t>
       </w:r>
     </w:p>
+    <w:p>
+      <w:pPr>
+        <w:pStyle w:val="Heading1"/>
+        <w:widowControl/>
+      </w:pPr>
+      <w:r>
+        <w:rPr>
+          <w:rFonts w:ascii="Arial" w:hAnsi="Arial" w:eastAsia="Arial"/>
+        </w:rPr>
+        <w:t>3. Ausfertigungen und Eingang</w:t>
+      </w:r>
+    </w:p>
+    <w:p>
+      <w:pPr>
+        <w:keepLines w:val="0"/>
+        <w:widowControl/>
+      </w:pPr>
+      <w:r>
+        <w:rPr>
+          <w:rFonts w:ascii="Arial" w:hAnsi="Arial" w:eastAsia="Arial"/>
+        </w:rPr>
+        <w:t>Die Ausfertigung zu Armin wurde am 18.05.2026 von Fiona beantragt und am selben Tag ausgehändigt. Die Ausfertigung zu Clemens beantragte die Rehaklinik für Dana als Kontaktperson; Fiona erhielt am 05.06.2026 eine weitere beglaubigte Abschrift. Beide Urkunden wurden am 08.06.2026 in der Kanzlei im Original eingesehen und mit dem Vermerk Original vorgelegen versehen.</w:t>
+      </w:r>
+    </w:p>
     <w:sectPr>
+      <w:headerReference w:type="default" r:id="rId9"/>
+      <w:footerReference w:type="default" r:id="rId10"/>
       <w:pgSz w:w="11906" w:h="16838"/>
-      <w:pgMar w:top="1417" w:right="1417" w:bottom="1417" w:left="1417" w:header="720" w:footer="720" w:gutter="0"/>
+      <w:pgMar w:top="1162" w:right="1219" w:bottom="1162" w:left="1276" w:header="397" w:footer="397" w:gutter="0"/>
       <w:cols w:space="720"/>
       <w:docGrid w:linePitch="360"/>
     </w:sectPr>
   </w:body>
 </w:document>
+</file>
+
+<file path=word/footer1.xml><?xml version="1.0" encoding="utf-8"?>
+<w:ftr xmlns:m="http://schemas.openxmlformats.org/officeDocument/2006/math" xmlns:mc="http://schemas.openxmlformats.org/markup-compatibility/2006" xmlns:mo="http://schemas.microsoft.com/office/mac/office/2008/main" xmlns:mv="urn:schemas-microsoft-com:mac:vml" xmlns:o="urn:schemas-microsoft-com:office:office" xmlns:r="http://schemas.openxmlformats.org/officeDocument/2006/relationships" xmlns:v="urn:schemas-microsoft-com:vml" xmlns:w10="urn:schemas-microsoft-com:office:word" xmlns:w14="http://schemas.microsoft.com/office/word/2010/wordml" xmlns:w="http://schemas.openxmlformats.org/wordprocessingml/2006/main" xmlns:wne="http://schemas.microsoft.com/office/word/2006/wordml" xmlns:wp14="http://schemas.microsoft.com/office/word/2010/wordprocessingDrawing" xmlns:wp="http://schemas.openxmlformats.org/drawingml/2006/wordprocessingDrawing" xmlns:wpc="http://schemas.microsoft.com/office/word/2010/wordprocessingCanvas" xmlns:wpg="http://schemas.microsoft.com/office/word/2010/wordprocessingGroup" xmlns:wpi="http://schemas.microsoft.com/office/word/2010/wordprocessingInk" xmlns:wps="http://schemas.microsoft.com/office/word/2010/wordprocessingShape" mc:Ignorable="w14 wp14">
+  <w:p>
+    <w:pPr>
+      <w:spacing w:before="60"/>
+      <w:jc w:val="center"/>
+    </w:pPr>
+    <w:r>
+      <w:rPr>
+        <w:rFonts w:ascii="Arial" w:hAnsi="Arial"/>
+        <w:color w:val="6B7378"/>
+        <w:sz w:val="12"/>
+      </w:rPr>
+      <w:t>Beglaubigte Abschriften aus den Sterberegistern</w:t>
+    </w:r>
+  </w:p>
+  <w:p>
+    <w:pPr>
+      <w:spacing w:after="0"/>
+      <w:jc w:val="center"/>
+    </w:pPr>
+    <w:r>
+      <w:rPr>
+        <w:color w:val="6B7378"/>
+        <w:sz w:val="14"/>
+      </w:rPr>
+      <w:t xml:space="preserve">Seite </w:t>
+    </w:r>
+    <w:r>
+      <w:rPr>
+        <w:color w:val="6B7378"/>
+        <w:sz w:val="14"/>
+      </w:rPr>
+      <w:fldChar w:fldCharType="begin"/>
+      <w:instrText xml:space="preserve"> PAGE </w:instrText>
+      <w:fldChar w:fldCharType="end"/>
+    </w:r>
+  </w:p>
+</w:ftr>
+</file>
+
+<file path=word/header1.xml><?xml version="1.0" encoding="utf-8"?>
+<w:hdr xmlns:m="http://schemas.openxmlformats.org/officeDocument/2006/math" xmlns:mc="http://schemas.openxmlformats.org/markup-compatibility/2006" xmlns:mo="http://schemas.microsoft.com/office/mac/office/2008/main" xmlns:mv="urn:schemas-microsoft-com:mac:vml" xmlns:o="urn:schemas-microsoft-com:office:office" xmlns:r="http://schemas.openxmlformats.org/officeDocument/2006/relationships" xmlns:v="urn:schemas-microsoft-com:vml" xmlns:w10="urn:schemas-microsoft-com:office:word" xmlns:w14="http://schemas.microsoft.com/office/word/2010/wordml" xmlns:w="http://schemas.openxmlformats.org/wordprocessingml/2006/main" xmlns:wne="http://schemas.microsoft.com/office/word/2006/wordml" xmlns:wp14="http://schemas.microsoft.com/office/word/2010/wordprocessingDrawing" xmlns:wp="http://schemas.openxmlformats.org/drawingml/2006/wordprocessingDrawing" xmlns:wpc="http://schemas.microsoft.com/office/word/2010/wordprocessingCanvas" xmlns:wpg="http://schemas.microsoft.com/office/word/2010/wordprocessingGroup" xmlns:wpi="http://schemas.microsoft.com/office/word/2010/wordprocessingInk" xmlns:wps="http://schemas.microsoft.com/office/word/2010/wordprocessingShape" mc:Ignorable="w14 wp14">
+  <w:p>
+    <w:pPr>
+      <w:pBdr>
+        <w:bottom w:val="single" w:sz="10" w:space="4" w:color="2F6684"/>
+      </w:pBdr>
+    </w:pPr>
+  </w:p>
+  <w:tbl>
+    <w:tblPr>
+      <w:tblW w:type="auto" w:w="0"/>
+      <w:jc w:val="center"/>
+      <w:tblLook w:firstColumn="1" w:firstRow="1" w:lastColumn="0" w:lastRow="0" w:noHBand="0" w:noVBand="1" w:val="04A0"/>
+    </w:tblPr>
+    <w:tblGrid>
+      <w:gridCol w:w="6066"/>
+      <w:gridCol w:w="3345"/>
+    </w:tblGrid>
+    <w:tr>
+      <w:tc>
+        <w:tcPr>
+          <w:tcW w:type="dxa" w:w="4706"/>
+        </w:tcPr>
+        <w:p>
+          <w:pPr>
+            <w:spacing w:after="20"/>
+          </w:pPr>
+          <w:r>
+            <w:rPr>
+              <w:rFonts w:ascii="Arial" w:hAnsi="Arial"/>
+              <w:b/>
+              <w:color w:val="17324D"/>
+              <w:sz w:val="21"/>
+            </w:rPr>
+            <w:t>Standesämter Karlsruhe und Baden-Baden</w:t>
+          </w:r>
+        </w:p>
+        <w:p>
+          <w:pPr>
+            <w:spacing w:after="0"/>
+          </w:pPr>
+          <w:r>
+            <w:rPr>
+              <w:color w:val="6B7378"/>
+              <w:sz w:val="15"/>
+            </w:rPr>
+            <w:t>Beglaubigte Abschriften aus den Sterberegistern</w:t>
+          </w:r>
+        </w:p>
+      </w:tc>
+      <w:tc>
+        <w:tcPr>
+          <w:tcW w:type="dxa" w:w="4706"/>
+        </w:tcPr>
+        <w:p>
+          <w:pPr>
+            <w:spacing w:after="20"/>
+            <w:jc w:val="right"/>
+          </w:pPr>
+          <w:r>
+            <w:rPr>
+              <w:b/>
+              <w:color w:val="17324D"/>
+              <w:sz w:val="18"/>
+            </w:rPr>
+            <w:t>Nachlässe Vogel und Radtke</w:t>
+          </w:r>
+        </w:p>
+        <w:p>
+          <w:pPr>
+            <w:spacing w:after="0"/>
+            <w:jc w:val="right"/>
+          </w:pPr>
+          <w:r>
+            <w:rPr>
+              <w:color w:val="6B7378"/>
+              <w:sz w:val="15"/>
+            </w:rPr>
+            <w:t>Aktenzeichen HB-226/26</w:t>
+          </w:r>
+        </w:p>
+      </w:tc>
+    </w:tr>
+  </w:tbl>
+</w:hdr>
 </file>
 
 <file path=word/numbering.xml><?xml version="1.0" encoding="utf-8"?>
@@ -1092,9 +1692,12 @@
     <w:name w:val="Normal"/>
     <w:qFormat/>
     <w:rsid w:val="00FC693F"/>
+    <w:pPr>
+      <w:spacing w:after="100" w:line="269" w:lineRule="auto"/>
+    </w:pPr>
     <w:rPr>
-      <w:rFonts w:ascii="Times New Roman" w:hAnsi="Times New Roman"/>
-      <w:sz w:val="22"/>
+      <w:rFonts w:ascii="Arial" w:hAnsi="Arial" w:eastAsia="Arial"/>
+      <w:sz w:val="21"/>
     </w:rPr>
   </w:style>
   <w:style w:type="paragraph" w:styleId="Header">
@@ -1152,14 +1755,15 @@
     <w:pPr>
       <w:keepNext/>
       <w:keepLines/>
-      <w:spacing w:before="480" w:after="0"/>
+      <w:spacing w:before="240" w:after="100"/>
       <w:outlineLvl w:val="0"/>
     </w:pPr>
     <w:rPr>
-      <w:rFonts w:asciiTheme="majorHAnsi" w:eastAsiaTheme="majorEastAsia" w:hAnsiTheme="majorHAnsi" w:cstheme="majorBidi" w:ascii="Times New Roman" w:hAnsi="Times New Roman"/>
+      <w:rFonts w:asciiTheme="majorHAnsi" w:eastAsiaTheme="majorEastAsia" w:hAnsiTheme="majorHAnsi" w:cstheme="majorBidi" w:ascii="Arial" w:hAnsi="Arial" w:eastAsia="Arial"/>
       <w:b/>
       <w:bCs/>
-      <w:sz w:val="28"/>
+      <w:color w:val="17324D"/>
+      <w:sz w:val="26"/>
       <w:szCs w:val="28"/>
     </w:rPr>
   </w:style>
@@ -1175,14 +1779,15 @@
     <w:pPr>
       <w:keepNext/>
       <w:keepLines/>
-      <w:spacing w:before="200" w:after="0"/>
+      <w:spacing w:before="180" w:after="80"/>
       <w:outlineLvl w:val="1"/>
     </w:pPr>
     <w:rPr>
-      <w:rFonts w:asciiTheme="majorHAnsi" w:eastAsiaTheme="majorEastAsia" w:hAnsiTheme="majorHAnsi" w:cstheme="majorBidi" w:ascii="Times New Roman" w:hAnsi="Times New Roman"/>
+      <w:rFonts w:asciiTheme="majorHAnsi" w:eastAsiaTheme="majorEastAsia" w:hAnsiTheme="majorHAnsi" w:cstheme="majorBidi" w:ascii="Arial" w:hAnsi="Arial" w:eastAsia="Arial"/>
       <w:b/>
       <w:bCs/>
-      <w:sz w:val="24"/>
+      <w:color w:val="2F6684"/>
+      <w:sz w:val="23"/>
       <w:szCs w:val="26"/>
     </w:rPr>
   </w:style>
@@ -1198,14 +1803,15 @@
     <w:pPr>
       <w:keepNext/>
       <w:keepLines/>
-      <w:spacing w:before="200" w:after="0"/>
+      <w:spacing w:before="140" w:after="60"/>
       <w:outlineLvl w:val="2"/>
     </w:pPr>
     <w:rPr>
-      <w:rFonts w:asciiTheme="majorHAnsi" w:eastAsiaTheme="majorEastAsia" w:hAnsiTheme="majorHAnsi" w:cstheme="majorBidi" w:ascii="Times New Roman" w:hAnsi="Times New Roman"/>
+      <w:rFonts w:asciiTheme="majorHAnsi" w:eastAsiaTheme="majorEastAsia" w:hAnsiTheme="majorHAnsi" w:cstheme="majorBidi" w:ascii="Arial" w:hAnsi="Arial" w:eastAsia="Arial"/>
       <w:b/>
       <w:bCs/>
-      <w:sz w:val="22"/>
+      <w:color w:val="17324D"/>
+      <w:sz w:val="21"/>
     </w:rPr>
   </w:style>
   <w:style w:type="paragraph" w:styleId="Heading4">
@@ -1436,18 +2042,20 @@
     <w:qFormat/>
     <w:rsid w:val="00FC693F"/>
     <w:pPr>
+      <w:keepNext/>
       <w:pBdr>
         <w:bottom w:val="single" w:sz="8" w:space="4" w:color="4F81BD" w:themeColor="accent1"/>
       </w:pBdr>
-      <w:spacing w:after="300" w:line="240" w:lineRule="auto"/>
+      <w:spacing w:after="200" w:line="240" w:lineRule="auto" w:before="0"/>
       <w:contextualSpacing/>
     </w:pPr>
     <w:rPr>
-      <w:rFonts w:asciiTheme="majorHAnsi" w:eastAsiaTheme="majorEastAsia" w:hAnsiTheme="majorHAnsi" w:cstheme="majorBidi"/>
-      <w:color w:val="17365D" w:themeColor="text2" w:themeShade="BF"/>
+      <w:rFonts w:asciiTheme="majorHAnsi" w:eastAsiaTheme="majorEastAsia" w:hAnsiTheme="majorHAnsi" w:cstheme="majorBidi" w:ascii="Arial" w:hAnsi="Arial" w:eastAsia="Arial"/>
+      <w:b/>
+      <w:color w:val="17324D"/>
       <w:spacing w:val="5"/>
       <w:kern w:val="28"/>
-      <w:sz w:val="52"/>
+      <w:sz w:val="34"/>
       <w:szCs w:val="52"/>
     </w:rPr>
   </w:style>
